--- a/使用说明.docx
+++ b/使用说明.docx
@@ -12137,11 +12137,9 @@
           <w:rFonts w:hint="eastAsia"/>
         </w:rPr>
       </w:pPr>
-      <w:proofErr w:type="gramStart"/>
-      <w:r>
-        <w:t>fold{</w:t>
-      </w:r>
-      <w:proofErr w:type="gramEnd"/>
+      <w:r>
+        <w:t>{</w:t>
+      </w:r>
     </w:p>
     <w:p>
       <w:pPr>
@@ -17664,7 +17662,21 @@
         <w:rPr>
           <w:rFonts w:ascii="宋体" w:eastAsia="宋体" w:hAnsi="宋体" w:cs="Times New Roman" w:hint="eastAsia"/>
         </w:rPr>
-        <w:t>序号 射频腔入口时间(</w:t>
+        <w:t>序号 射频</w:t>
+      </w:r>
+      <w:proofErr w:type="gramStart"/>
+      <w:r>
+        <w:rPr>
+          <w:rFonts w:ascii="宋体" w:eastAsia="宋体" w:hAnsi="宋体" w:cs="Times New Roman" w:hint="eastAsia"/>
+        </w:rPr>
+        <w:t>腔</w:t>
+      </w:r>
+      <w:proofErr w:type="gramEnd"/>
+      <w:r>
+        <w:rPr>
+          <w:rFonts w:ascii="宋体" w:eastAsia="宋体" w:hAnsi="宋体" w:cs="Times New Roman" w:hint="eastAsia"/>
+        </w:rPr>
+        <w:t>入口时间(</w:t>
       </w:r>
       <w:r>
         <w:rPr>
@@ -17688,7 +17700,21 @@
         <w:rPr>
           <w:rFonts w:ascii="宋体" w:eastAsia="宋体" w:hAnsi="宋体" w:cs="Times New Roman" w:hint="eastAsia"/>
         </w:rPr>
-        <w:t>射频腔入口位置(</w:t>
+        <w:t>射频</w:t>
+      </w:r>
+      <w:proofErr w:type="gramStart"/>
+      <w:r>
+        <w:rPr>
+          <w:rFonts w:ascii="宋体" w:eastAsia="宋体" w:hAnsi="宋体" w:cs="Times New Roman" w:hint="eastAsia"/>
+        </w:rPr>
+        <w:t>腔</w:t>
+      </w:r>
+      <w:proofErr w:type="gramEnd"/>
+      <w:r>
+        <w:rPr>
+          <w:rFonts w:ascii="宋体" w:eastAsia="宋体" w:hAnsi="宋体" w:cs="Times New Roman" w:hint="eastAsia"/>
+        </w:rPr>
+        <w:t>入口位置(</w:t>
       </w:r>
       <w:r>
         <w:rPr>
@@ -17712,7 +17738,21 @@
         <w:rPr>
           <w:rFonts w:ascii="宋体" w:eastAsia="宋体" w:hAnsi="宋体" w:cs="Times New Roman" w:hint="eastAsia"/>
         </w:rPr>
-        <w:t>同步粒子在射频腔入口处能量(</w:t>
+        <w:t>同步粒子在射频</w:t>
+      </w:r>
+      <w:proofErr w:type="gramStart"/>
+      <w:r>
+        <w:rPr>
+          <w:rFonts w:ascii="宋体" w:eastAsia="宋体" w:hAnsi="宋体" w:cs="Times New Roman" w:hint="eastAsia"/>
+        </w:rPr>
+        <w:t>腔</w:t>
+      </w:r>
+      <w:proofErr w:type="gramEnd"/>
+      <w:r>
+        <w:rPr>
+          <w:rFonts w:ascii="宋体" w:eastAsia="宋体" w:hAnsi="宋体" w:cs="Times New Roman" w:hint="eastAsia"/>
+        </w:rPr>
+        <w:t>入口处能量(</w:t>
       </w:r>
       <w:r>
         <w:rPr>
@@ -17745,7 +17785,21 @@
         <w:rPr>
           <w:rFonts w:ascii="宋体" w:eastAsia="宋体" w:hAnsi="宋体" w:cs="Times New Roman" w:hint="eastAsia"/>
         </w:rPr>
-        <w:t>序号 射频腔出口时间(</w:t>
+        <w:t>序号 射频</w:t>
+      </w:r>
+      <w:proofErr w:type="gramStart"/>
+      <w:r>
+        <w:rPr>
+          <w:rFonts w:ascii="宋体" w:eastAsia="宋体" w:hAnsi="宋体" w:cs="Times New Roman" w:hint="eastAsia"/>
+        </w:rPr>
+        <w:t>腔</w:t>
+      </w:r>
+      <w:proofErr w:type="gramEnd"/>
+      <w:r>
+        <w:rPr>
+          <w:rFonts w:ascii="宋体" w:eastAsia="宋体" w:hAnsi="宋体" w:cs="Times New Roman" w:hint="eastAsia"/>
+        </w:rPr>
+        <w:t>出口时间(</w:t>
       </w:r>
       <w:r>
         <w:rPr>
@@ -17769,7 +17823,21 @@
         <w:rPr>
           <w:rFonts w:ascii="宋体" w:eastAsia="宋体" w:hAnsi="宋体" w:cs="Times New Roman" w:hint="eastAsia"/>
         </w:rPr>
-        <w:t>射频腔出口位置(</w:t>
+        <w:t>射频</w:t>
+      </w:r>
+      <w:proofErr w:type="gramStart"/>
+      <w:r>
+        <w:rPr>
+          <w:rFonts w:ascii="宋体" w:eastAsia="宋体" w:hAnsi="宋体" w:cs="Times New Roman" w:hint="eastAsia"/>
+        </w:rPr>
+        <w:t>腔</w:t>
+      </w:r>
+      <w:proofErr w:type="gramEnd"/>
+      <w:r>
+        <w:rPr>
+          <w:rFonts w:ascii="宋体" w:eastAsia="宋体" w:hAnsi="宋体" w:cs="Times New Roman" w:hint="eastAsia"/>
+        </w:rPr>
+        <w:t>出口位置(</w:t>
       </w:r>
       <w:r>
         <w:rPr>
@@ -17793,7 +17861,21 @@
         <w:rPr>
           <w:rFonts w:ascii="宋体" w:eastAsia="宋体" w:hAnsi="宋体" w:cs="Times New Roman" w:hint="eastAsia"/>
         </w:rPr>
-        <w:t>同步粒子在射频腔出口处能量(</w:t>
+        <w:t>同步粒子在射频</w:t>
+      </w:r>
+      <w:proofErr w:type="gramStart"/>
+      <w:r>
+        <w:rPr>
+          <w:rFonts w:ascii="宋体" w:eastAsia="宋体" w:hAnsi="宋体" w:cs="Times New Roman" w:hint="eastAsia"/>
+        </w:rPr>
+        <w:t>腔</w:t>
+      </w:r>
+      <w:proofErr w:type="gramEnd"/>
+      <w:r>
+        <w:rPr>
+          <w:rFonts w:ascii="宋体" w:eastAsia="宋体" w:hAnsi="宋体" w:cs="Times New Roman" w:hint="eastAsia"/>
+        </w:rPr>
+        <w:t>出口处能量(</w:t>
       </w:r>
       <w:r>
         <w:rPr>
@@ -24331,9 +24413,11 @@
         <w:t>yy</w:t>
       </w:r>
       <w:proofErr w:type="spellEnd"/>
+      <w:proofErr w:type="gramStart"/>
       <w:r>
         <w:t>’</w:t>
       </w:r>
+      <w:proofErr w:type="gramEnd"/>
       <w:r>
         <w:rPr>
           <w:rFonts w:hint="eastAsia"/>
@@ -24348,9 +24432,11 @@
         <w:t>zz</w:t>
       </w:r>
       <w:proofErr w:type="spellEnd"/>
+      <w:proofErr w:type="gramStart"/>
       <w:r>
         <w:t>’</w:t>
       </w:r>
+      <w:proofErr w:type="gramEnd"/>
       <w:r>
         <w:rPr>
           <w:rFonts w:hint="eastAsia"/>
